--- a/modelos/contrato-alquiler-temporada.docx
+++ b/modelos/contrato-alquiler-temporada.docx
@@ -278,6 +278,34 @@
       </w:r>
       <w:r>
         <w:t xml:space="preserve"> LAU, artículos 3, 4, 30 y 36 (https://www.boe.es/buscar/act.php?id=BOE-A-1994-26003), versión vigente consultada el 5 de octubre de 2026. No es asesoramiento jurídico. Usa el acta de llaves (https://cirameva.com/modelos/recibo-entrega-llaves/) al terminar.</w:t>
+      </w:r>
+    </w:p>
+    <w:p>
+      <w:pPr>
+        <w:jc w:val="center"/>
+      </w:pPr>
+      <w:r>
+        <w:rPr>
+          <w:b/>
+          <w:sz w:val="24"/>
+        </w:rPr>
+        <w:t>Estado de las reformas de septiembre de 2026</w:t>
+      </w:r>
+    </w:p>
+    <w:p>
+      <w:pPr>
+        <w:jc w:val="both"/>
+      </w:pPr>
+      <w:r>
+        <w:t>Revisión BOE del 5 de octubre de 2026: el Congreso acordó la derogación del Real Decreto-ley 26/2026 y del Real Decreto-ley 27/2026 el 2 de octubre. El texto consolidado de la LAU recoge esa actualización. Esta plantilla no aplica sus modificaciones como derecho vigente. Si el contrato se celebró durante su breve vigencia, comprueba por separado la fecha y los posibles efectos transitorios; la derogación no permite resolverlos automáticamente con este modelo.</w:t>
+      </w:r>
+    </w:p>
+    <w:p>
+      <w:pPr>
+        <w:jc w:val="both"/>
+      </w:pPr>
+      <w:r>
+        <w:t>Fuentes: acuerdo de derogación del RDL 26/2026 (https://www.boe.es/diario_boe/txt.php?id=BOE-A-2026-20526) y acuerdo de derogación del RDL 27/2026 (https://www.boe.es/diario_boe/txt.php?id=BOE-A-2026-20527).</w:t>
       </w:r>
     </w:p>
     <w:p>
